--- a/dist/exports/parabola_revision_notes.docx
+++ b/dist/exports/parabola_revision_notes.docx
@@ -189,7 +189,7 @@
                 <w:color w:val="2D3748"/>
                 <w:sz w:val="19"/>
               </w:rPr>
-              <w:t>Parabola - Core Application</w:t>
+              <w:t>Standard Parabola, Focus, Directrix &amp; Tangents</w:t>
             </w:r>
           </w:p>
         </w:tc>
@@ -209,7 +209,7 @@
               <w:rPr>
                 <w:sz w:val="19"/>
               </w:rPr>
-              <w:t>52 PYQs</w:t>
+              <w:t>51 PYQs</w:t>
             </w:r>
           </w:p>
         </w:tc>
@@ -230,7 +230,94 @@
                 <w:color w:val="718096"/>
                 <w:sz w:val="19"/>
               </w:rPr>
-              <w:t>General Concept</w:t>
+              <w:t>Parabola</w:t>
+            </w:r>
+          </w:p>
+        </w:tc>
+      </w:tr>
+      <w:tr>
+        <w:tc>
+          <w:tcPr>
+            <w:tcW w:type="dxa" w:w="2160"/>
+            <w:shd w:fill="FFFFFF"/>
+            <w:tcMar>
+              <w:top w:w="80" w:type="dxa"/>
+              <w:bottom w:w="80" w:type="dxa"/>
+              <w:left w:w="150" w:type="dxa"/>
+              <w:right w:w="150" w:type="dxa"/>
+            </w:tcMar>
+          </w:tcPr>
+          <w:p>
+            <w:r>
+              <w:rPr>
+                <w:b/>
+                <w:color w:val="718096"/>
+                <w:sz w:val="19"/>
+              </w:rPr>
+              <w:t>Standard</w:t>
+            </w:r>
+          </w:p>
+        </w:tc>
+        <w:tc>
+          <w:tcPr>
+            <w:tcW w:type="dxa" w:w="4320"/>
+            <w:shd w:fill="FFFFFF"/>
+            <w:tcMar>
+              <w:top w:w="80" w:type="dxa"/>
+              <w:bottom w:w="80" w:type="dxa"/>
+              <w:left w:w="150" w:type="dxa"/>
+              <w:right w:w="150" w:type="dxa"/>
+            </w:tcMar>
+          </w:tcPr>
+          <w:p>
+            <w:r>
+              <w:rPr>
+                <w:b/>
+                <w:color w:val="2D3748"/>
+                <w:sz w:val="19"/>
+              </w:rPr>
+              <w:t>Normals to Parabola &amp; Co-Normal Points</w:t>
+            </w:r>
+          </w:p>
+        </w:tc>
+        <w:tc>
+          <w:tcPr>
+            <w:tcW w:type="dxa" w:w="1728"/>
+            <w:shd w:fill="FFFFFF"/>
+            <w:tcMar>
+              <w:top w:w="80" w:type="dxa"/>
+              <w:bottom w:w="80" w:type="dxa"/>
+              <w:left w:w="150" w:type="dxa"/>
+              <w:right w:w="150" w:type="dxa"/>
+            </w:tcMar>
+          </w:tcPr>
+          <w:p>
+            <w:r>
+              <w:rPr>
+                <w:sz w:val="19"/>
+              </w:rPr>
+              <w:t>2 PYQs</w:t>
+            </w:r>
+          </w:p>
+        </w:tc>
+        <w:tc>
+          <w:tcPr>
+            <w:tcW w:type="dxa" w:w="1872"/>
+            <w:shd w:fill="FFFFFF"/>
+            <w:tcMar>
+              <w:top w:w="80" w:type="dxa"/>
+              <w:bottom w:w="80" w:type="dxa"/>
+              <w:left w:w="150" w:type="dxa"/>
+              <w:right w:w="150" w:type="dxa"/>
+            </w:tcMar>
+          </w:tcPr>
+          <w:p>
+            <w:r>
+              <w:rPr>
+                <w:color w:val="718096"/>
+                <w:sz w:val="19"/>
+              </w:rPr>
+              <w:t>Normals</w:t>
             </w:r>
           </w:p>
         </w:tc>
@@ -311,6 +398,98 @@
           </w:p>
         </w:tc>
       </w:tr>
+      <w:tr>
+        <w:tc>
+          <w:tcPr>
+            <w:tcW w:type="dxa" w:w="3600"/>
+            <w:shd w:fill="F7FAFC"/>
+            <w:tcMar>
+              <w:top w:w="100" w:type="dxa"/>
+              <w:bottom w:w="100" w:type="dxa"/>
+              <w:left w:w="150" w:type="dxa"/>
+              <w:right w:w="150" w:type="dxa"/>
+            </w:tcMar>
+          </w:tcPr>
+          <w:p>
+            <w:r>
+              <w:rPr>
+                <w:b/>
+                <w:color w:val="1A365D"/>
+                <w:sz w:val="19"/>
+              </w:rPr>
+              <w:t>Standard Parabola, Focus, Directrix &amp; Tangents</w:t>
+            </w:r>
+          </w:p>
+        </w:tc>
+        <w:tc>
+          <w:tcPr>
+            <w:tcW w:type="dxa" w:w="6480"/>
+            <w:shd w:fill="F7FAFC"/>
+            <w:tcMar>
+              <w:top w:w="100" w:type="dxa"/>
+              <w:bottom w:w="100" w:type="dxa"/>
+              <w:left w:w="150" w:type="dxa"/>
+              <w:right w:w="150" w:type="dxa"/>
+            </w:tcMar>
+          </w:tcPr>
+          <w:p>
+            <w:r>
+              <w:rPr>
+                <w:rFonts w:ascii="Cambria Math" w:hAnsi="Cambria Math"/>
+                <w:color w:val="2D3748"/>
+                <w:sz w:val="19"/>
+              </w:rPr>
+              <w:t>y^2 = 4ax \implies \text{Focus}(a, 0), \text{ Directrix: } x = -a, \text{ LR } = 4a, \quad \text{Tangent: } y = mx + \frac{a}{m}, \quad \text{Parametric: } (at^2, 2at)</w:t>
+            </w:r>
+          </w:p>
+        </w:tc>
+      </w:tr>
+      <w:tr>
+        <w:tc>
+          <w:tcPr>
+            <w:tcW w:type="dxa" w:w="3600"/>
+            <w:shd w:fill="FFFFFF"/>
+            <w:tcMar>
+              <w:top w:w="100" w:type="dxa"/>
+              <w:bottom w:w="100" w:type="dxa"/>
+              <w:left w:w="150" w:type="dxa"/>
+              <w:right w:w="150" w:type="dxa"/>
+            </w:tcMar>
+          </w:tcPr>
+          <w:p>
+            <w:r>
+              <w:rPr>
+                <w:b/>
+                <w:color w:val="1A365D"/>
+                <w:sz w:val="19"/>
+              </w:rPr>
+              <w:t>Normals to Parabola &amp; Co-Normal Points</w:t>
+            </w:r>
+          </w:p>
+        </w:tc>
+        <w:tc>
+          <w:tcPr>
+            <w:tcW w:type="dxa" w:w="6480"/>
+            <w:shd w:fill="FFFFFF"/>
+            <w:tcMar>
+              <w:top w:w="100" w:type="dxa"/>
+              <w:bottom w:w="100" w:type="dxa"/>
+              <w:left w:w="150" w:type="dxa"/>
+              <w:right w:w="150" w:type="dxa"/>
+            </w:tcMar>
+          </w:tcPr>
+          <w:p>
+            <w:r>
+              <w:rPr>
+                <w:rFonts w:ascii="Cambria Math" w:hAnsi="Cambria Math"/>
+                <w:color w:val="2D3748"/>
+                <w:sz w:val="19"/>
+              </w:rPr>
+              <w:t>\text{Normal: } y = mx - 2am - am^3, \quad \text{Parametric: } y + tx = 2at + at^3, \quad \Sigma m_i = 0</w:t>
+            </w:r>
+          </w:p>
+        </w:tc>
+      </w:tr>
     </w:tbl>
     <w:p>
       <w:pPr>
@@ -338,7 +517,7 @@
           <w:color w:val="2B6CB0"/>
           <w:sz w:val="24"/>
         </w:rPr>
-        <w:t>3.1 Parabola - Core Application (Very High Yield — 52 PYQs)</w:t>
+        <w:t>3.1 Standard Parabola, Focus, Directrix &amp; Tangents (Very High Yield — 51 PYQs)</w:t>
       </w:r>
     </w:p>
     <w:p>
@@ -353,7 +532,7 @@
         <w:rPr>
           <w:sz w:val="20"/>
         </w:rPr>
-        <w:t>Key problem pattern in Parabola.</w:t>
+        <w:t>Focal properties of y^2 = 4ax, slope form of tangent y = mx + a/m, and parametric chords.</w:t>
       </w:r>
     </w:p>
     <w:tbl>
@@ -391,7 +570,7 @@
                 <w:color w:val="2D3748"/>
                 <w:sz w:val="19"/>
               </w:rPr>
-              <w:t>Watch for algebraic and sign errors.</w:t>
+              <w:t>For x^2 = 4ay, the tangent in slope form is y = mx - am^2, NOT y = mx + a/m!</w:t>
             </w:r>
           </w:p>
         </w:tc>
@@ -432,7 +611,7 @@
                 <w:color w:val="2D3748"/>
                 <w:sz w:val="19"/>
               </w:rPr>
-              <w:t>Verify dimensions and boundary conditions.</w:t>
+              <w:t>The tangents at the extremities of any focal chord intersect at right angles (90°) strictly on the DIRECTRIX.</w:t>
             </w:r>
           </w:p>
         </w:tc>
@@ -522,6 +701,187 @@
           <w:sz w:val="18"/>
         </w:rPr>
         <w:t xml:space="preserve">"Let O be the vertex of the parabola x^2=4y and Q be any point on it. Let the locus of the point P , which divides the line segment OQ in..."  </w:t>
+      </w:r>
+      <w:r>
+        <w:rPr>
+          <w:b/>
+          <w:color w:val="2B6CB0"/>
+          <w:sz w:val="18"/>
+        </w:rPr>
+        <w:t>[Ans: N/A]</w:t>
+      </w:r>
+    </w:p>
+    <w:p>
+      <w:pPr>
+        <w:spacing w:after="120"/>
+      </w:pPr>
+    </w:p>
+    <w:p>
+      <w:pPr>
+        <w:pStyle w:val="Heading2"/>
+      </w:pPr>
+      <w:r>
+        <w:rPr>
+          <w:color w:val="2B6CB0"/>
+          <w:sz w:val="24"/>
+        </w:rPr>
+        <w:t>3.2 Normals to Parabola &amp; Co-Normal Points (Standard Yield — 2 PYQs)</w:t>
+      </w:r>
+    </w:p>
+    <w:p>
+      <w:r>
+        <w:rPr>
+          <w:b/>
+          <w:sz w:val="20"/>
+        </w:rPr>
+        <w:t xml:space="preserve">Core Principle: </w:t>
+      </w:r>
+      <w:r>
+        <w:rPr>
+          <w:sz w:val="20"/>
+        </w:rPr>
+        <w:t>Cubic normal equation am^3 + (2a - x)m + y = 0, maximum of three normals from external point, and co-normal properties.</w:t>
+      </w:r>
+    </w:p>
+    <w:tbl>
+      <w:tblPr>
+        <w:tblW w:type="auto" w:w="0"/>
+        <w:jc w:val="center"/>
+        <w:tblLook w:firstColumn="1" w:firstRow="1" w:lastColumn="0" w:lastRow="0" w:noHBand="0" w:noVBand="1" w:val="04A0"/>
+      </w:tblPr>
+      <w:tblGrid>
+        <w:gridCol w:w="10080"/>
+      </w:tblGrid>
+      <w:tr>
+        <w:tc>
+          <w:tcPr>
+            <w:tcW w:type="dxa" w:w="10080"/>
+            <w:shd w:fill="FFF5F5"/>
+            <w:tcMar>
+              <w:top w:w="100" w:type="dxa"/>
+              <w:bottom w:w="100" w:type="dxa"/>
+              <w:left w:w="150" w:type="dxa"/>
+              <w:right w:w="150" w:type="dxa"/>
+            </w:tcMar>
+          </w:tcPr>
+          <w:p>
+            <w:r>
+              <w:rPr>
+                <w:b/>
+                <w:color w:val="C53030"/>
+                <w:sz w:val="19"/>
+              </w:rPr>
+              <w:t xml:space="preserve">⚠️ Common Trap / JEE Pitfall: </w:t>
+            </w:r>
+            <w:r>
+              <w:rPr>
+                <w:color w:val="2D3748"/>
+                <w:sz w:val="19"/>
+              </w:rPr>
+              <w:t>From an external point (h, k), three normals can be drawn to y^2 = 4ax if and only if h &gt; 2a.</w:t>
+            </w:r>
+          </w:p>
+        </w:tc>
+      </w:tr>
+    </w:tbl>
+    <w:tbl>
+      <w:tblPr>
+        <w:tblW w:type="auto" w:w="0"/>
+        <w:jc w:val="center"/>
+        <w:tblLook w:firstColumn="1" w:firstRow="1" w:lastColumn="0" w:lastRow="0" w:noHBand="0" w:noVBand="1" w:val="04A0"/>
+      </w:tblPr>
+      <w:tblGrid>
+        <w:gridCol w:w="10080"/>
+      </w:tblGrid>
+      <w:tr>
+        <w:tc>
+          <w:tcPr>
+            <w:tcW w:type="dxa" w:w="10080"/>
+            <w:shd w:fill="F0FFF4"/>
+            <w:tcMar>
+              <w:top w:w="100" w:type="dxa"/>
+              <w:bottom w:w="100" w:type="dxa"/>
+              <w:left w:w="150" w:type="dxa"/>
+              <w:right w:w="150" w:type="dxa"/>
+            </w:tcMar>
+          </w:tcPr>
+          <w:p>
+            <w:r>
+              <w:rPr>
+                <w:b/>
+                <w:color w:val="276749"/>
+                <w:sz w:val="19"/>
+              </w:rPr>
+              <w:t xml:space="preserve">💡 Speed Hack / Trick: </w:t>
+            </w:r>
+            <w:r>
+              <w:rPr>
+                <w:color w:val="2D3748"/>
+                <w:sz w:val="19"/>
+              </w:rPr>
+              <w:t>The algebraic sum of the slopes of three co-normal points is always ZERO: m_1 + m_2 + m_3 = 0.</w:t>
+            </w:r>
+          </w:p>
+        </w:tc>
+      </w:tr>
+    </w:tbl>
+    <w:p>
+      <w:pPr>
+        <w:spacing w:before="120" w:after="40"/>
+      </w:pPr>
+      <w:r>
+        <w:rPr>
+          <w:b/>
+          <w:color w:val="1A365D"/>
+          <w:sz w:val="19"/>
+        </w:rPr>
+        <w:t>Source PYQs testing this concept:</w:t>
+      </w:r>
+    </w:p>
+    <w:p>
+      <w:pPr>
+        <w:pStyle w:val="ListBullet"/>
+        <w:spacing w:after="40"/>
+      </w:pPr>
+      <w:r>
+        <w:rPr>
+          <w:b/>
+          <w:sz w:val="18"/>
+        </w:rPr>
+        <w:t xml:space="preserve">[2024 Morning Shift] Q#1 (MCQ): </w:t>
+      </w:r>
+      <w:r>
+        <w:rPr>
+          <w:sz w:val="18"/>
+        </w:rPr>
+        <w:t xml:space="preserve">"If the shortest distance of the parabola y^2=4x from the centre of the circle x^2+y^2-4x-16y+64=0 is d , then d^2 is equal t..."  </w:t>
+      </w:r>
+      <w:r>
+        <w:rPr>
+          <w:b/>
+          <w:color w:val="2B6CB0"/>
+          <w:sz w:val="18"/>
+        </w:rPr>
+        <w:t>[Ans: N/A]</w:t>
+      </w:r>
+    </w:p>
+    <w:p>
+      <w:pPr>
+        <w:pStyle w:val="ListBullet"/>
+        <w:spacing w:after="40"/>
+      </w:pPr>
+      <w:r>
+        <w:rPr>
+          <w:b/>
+          <w:sz w:val="18"/>
+        </w:rPr>
+        <w:t xml:space="preserve">[2023 Morning Shift] Q#3 (MCQ): </w:t>
+      </w:r>
+      <w:r>
+        <w:rPr>
+          <w:sz w:val="18"/>
+        </w:rPr>
+        <w:t xml:space="preserve">"The distance of the point (6,-2√(2)) from the common tangent y=mx+c,m&gt;0 , of the curves x=2y^2 and x=1+y^2 is :..."  </w:t>
       </w:r>
       <w:r>
         <w:rPr>
@@ -660,6 +1020,127 @@
               <w:t>Solution Analysis:</w:t>
               <w:br/>
               <w:t>t_(1)t_(2)=-4 2ℎ=t_(1)^2+t_(2)^22k=2(t_(1)+t_(2)) 2ℎ=k^2-2t_(1)t_(2) 2ℎ=k^2+8 k^2=2ℎ-8 =2((ℎ-4) L.R.=2</w:t>
+            </w:r>
+          </w:p>
+        </w:tc>
+      </w:tr>
+    </w:tbl>
+    <w:p>
+      <w:pPr>
+        <w:spacing w:after="120"/>
+      </w:pPr>
+    </w:p>
+    <w:p>
+      <w:pPr>
+        <w:spacing w:before="160" w:after="40"/>
+      </w:pPr>
+      <w:r>
+        <w:rPr>
+          <w:b/>
+          <w:color w:val="1A365D"/>
+          <w:sz w:val="22"/>
+        </w:rPr>
+        <w:t>Benchmark Problem 2: JEE Main 2023 (Online) 25th January Morning Shift (Q#3)</w:t>
+      </w:r>
+    </w:p>
+    <w:p>
+      <w:pPr>
+        <w:spacing w:after="80"/>
+      </w:pPr>
+      <w:r>
+        <w:rPr>
+          <w:sz w:val="20"/>
+        </w:rPr>
+        <w:t>The distance of the point (6,-2√(2)) from the common tangent y=mx+c,m&gt;0 , of the curves x=2y^2 and x=1+y^2 is :</w:t>
+      </w:r>
+    </w:p>
+    <w:p>
+      <w:pPr>
+        <w:pStyle w:val="ListBullet"/>
+        <w:spacing w:after="20"/>
+      </w:pPr>
+      <w:r>
+        <w:rPr>
+          <w:sz w:val="19"/>
+        </w:rPr>
+        <w:t>(A) (1 / 3)</w:t>
+      </w:r>
+    </w:p>
+    <w:p>
+      <w:pPr>
+        <w:pStyle w:val="ListBullet"/>
+        <w:spacing w:after="20"/>
+      </w:pPr>
+      <w:r>
+        <w:rPr>
+          <w:sz w:val="19"/>
+        </w:rPr>
+        <w:t>(B) 5</w:t>
+      </w:r>
+    </w:p>
+    <w:p>
+      <w:pPr>
+        <w:pStyle w:val="ListBullet"/>
+        <w:spacing w:after="20"/>
+      </w:pPr>
+      <w:r>
+        <w:rPr>
+          <w:sz w:val="19"/>
+        </w:rPr>
+        <w:t>(C) (14 / 3)</w:t>
+      </w:r>
+    </w:p>
+    <w:p>
+      <w:pPr>
+        <w:pStyle w:val="ListBullet"/>
+        <w:spacing w:after="20"/>
+      </w:pPr>
+      <w:r>
+        <w:rPr>
+          <w:sz w:val="19"/>
+        </w:rPr>
+        <w:t>(D) 5 √(3)</w:t>
+      </w:r>
+    </w:p>
+    <w:tbl>
+      <w:tblPr>
+        <w:tblW w:type="auto" w:w="0"/>
+        <w:jc w:val="center"/>
+        <w:tblLook w:firstColumn="1" w:firstRow="1" w:lastColumn="0" w:lastRow="0" w:noHBand="0" w:noVBand="1" w:val="04A0"/>
+      </w:tblPr>
+      <w:tblGrid>
+        <w:gridCol w:w="10080"/>
+      </w:tblGrid>
+      <w:tr>
+        <w:tc>
+          <w:tcPr>
+            <w:tcW w:type="dxa" w:w="10080"/>
+            <w:shd w:fill="F7FAFC"/>
+            <w:tcMar>
+              <w:top w:w="100" w:type="dxa"/>
+              <w:bottom w:w="100" w:type="dxa"/>
+              <w:left w:w="150" w:type="dxa"/>
+              <w:right w:w="150" w:type="dxa"/>
+            </w:tcMar>
+          </w:tcPr>
+          <w:p>
+            <w:r>
+              <w:rPr>
+                <w:b/>
+                <w:color w:val="1A365D"/>
+                <w:sz w:val="19"/>
+              </w:rPr>
+              <w:t>Correct Answer: None</w:t>
+              <w:br/>
+            </w:r>
+            <w:r>
+              <w:rPr>
+                <w:color w:val="2D3748"/>
+                <w:sz w:val="18"/>
+              </w:rPr>
+              <w:t>Solution Analysis:</w:t>
+              <w:br/>
+              <w:t>y^2=(x / 2) ⇒ tangenty=mx+(1 / 8m) y^2=x-1 ⇒ tangenty=m(x-1)+(1 / 4m) For common tangent(1 / 8m)=-m+(1 / 4m) ⇒ 1=-8m^2+2 ∵ m&gt;0 ⇒ m=\frac12√(2) ⇒ Common tangent isy=\fracx2√(2)+\frac12√(2) ⇒ x-2√(2)y+1=0 Distance of point (6,-2√(2)) from common tangent =5</w:t>
             </w:r>
           </w:p>
         </w:tc>

--- a/dist/exports/parabola_revision_notes.docx
+++ b/dist/exports/parabola_revision_notes.docx
@@ -209,7 +209,7 @@
               <w:rPr>
                 <w:sz w:val="19"/>
               </w:rPr>
-              <w:t>51 PYQs</w:t>
+              <w:t>49 PYQs</w:t>
             </w:r>
           </w:p>
         </w:tc>
@@ -254,7 +254,7 @@
                 <w:color w:val="718096"/>
                 <w:sz w:val="19"/>
               </w:rPr>
-              <w:t>Standard</w:t>
+              <w:t>Moderate</w:t>
             </w:r>
           </w:p>
         </w:tc>
@@ -296,7 +296,7 @@
               <w:rPr>
                 <w:sz w:val="19"/>
               </w:rPr>
-              <w:t>2 PYQs</w:t>
+              <w:t>4 PYQs</w:t>
             </w:r>
           </w:p>
         </w:tc>
@@ -517,7 +517,7 @@
           <w:color w:val="2B6CB0"/>
           <w:sz w:val="24"/>
         </w:rPr>
-        <w:t>3.1 Standard Parabola, Focus, Directrix &amp; Tangents (Very High Yield — 51 PYQs)</w:t>
+        <w:t>3.1 Standard Parabola, Focus, Directrix &amp; Tangents (Very High Yield — 49 PYQs)</w:t>
       </w:r>
     </w:p>
     <w:p>
@@ -725,7 +725,7 @@
           <w:color w:val="2B6CB0"/>
           <w:sz w:val="24"/>
         </w:rPr>
-        <w:t>3.2 Normals to Parabola &amp; Co-Normal Points (Standard Yield — 2 PYQs)</w:t>
+        <w:t>3.2 Normals to Parabola &amp; Co-Normal Points (Moderate Yield — 4 PYQs)</w:t>
       </w:r>
     </w:p>
     <w:p>
@@ -855,6 +855,33 @@
           <w:sz w:val="18"/>
         </w:rPr>
         <w:t xml:space="preserve">"If the shortest distance of the parabola y^2=4x from the centre of the circle x^2+y^2-4x-16y+64=0 is d , then d^2 is equal t..."  </w:t>
+      </w:r>
+      <w:r>
+        <w:rPr>
+          <w:b/>
+          <w:color w:val="2B6CB0"/>
+          <w:sz w:val="18"/>
+        </w:rPr>
+        <w:t>[Ans: N/A]</w:t>
+      </w:r>
+    </w:p>
+    <w:p>
+      <w:pPr>
+        <w:pStyle w:val="ListBullet"/>
+        <w:spacing w:after="40"/>
+      </w:pPr>
+      <w:r>
+        <w:rPr>
+          <w:b/>
+          <w:sz w:val="18"/>
+        </w:rPr>
+        <w:t xml:space="preserve">[2023 Evening Shift] Q#3 (MCQ): </w:t>
+      </w:r>
+      <w:r>
+        <w:rPr>
+          <w:sz w:val="18"/>
+        </w:rPr>
+        <w:t xml:space="preserve">"The parabolas : ax^2+2bx+cy=0 and dx^2+2ex+fy=0 intersect on the line y=1 . If a,b,c,d,e,f are positive real numbers and a,b,c..."  </w:t>
       </w:r>
       <w:r>
         <w:rPr>
@@ -1040,7 +1067,7 @@
           <w:color w:val="1A365D"/>
           <w:sz w:val="22"/>
         </w:rPr>
-        <w:t>Benchmark Problem 2: JEE Main 2023 (Online) 25th January Morning Shift (Q#3)</w:t>
+        <w:t>Benchmark Problem 2: JEE Main 2023 (Online) 30th January Evening Shift (Q#3)</w:t>
       </w:r>
     </w:p>
     <w:p>
@@ -1051,7 +1078,7 @@
         <w:rPr>
           <w:sz w:val="20"/>
         </w:rPr>
-        <w:t>The distance of the point (6,-2√(2)) from the common tangent y=mx+c,m&gt;0 , of the curves x=2y^2 and x=1+y^2 is :</w:t>
+        <w:t>The parabolas : ax^2+2bx+cy=0 and dx^2+2ex+fy=0 intersect on the line y=1 . If a,b,c,d,e,f are positive real numbers and a,b,c are in G.P., then :</w:t>
       </w:r>
     </w:p>
     <w:p>
@@ -1063,7 +1090,7 @@
         <w:rPr>
           <w:sz w:val="19"/>
         </w:rPr>
-        <w:t>(A) (1 / 3)</w:t>
+        <w:t>(A) (d / a),(e / b),(f / c) are in A.P.</w:t>
       </w:r>
     </w:p>
     <w:p>
@@ -1075,7 +1102,7 @@
         <w:rPr>
           <w:sz w:val="19"/>
         </w:rPr>
-        <w:t>(B) 5</w:t>
+        <w:t>(B) (d / a),(e / b),(f / c) are in G.P.</w:t>
       </w:r>
     </w:p>
     <w:p>
@@ -1087,7 +1114,7 @@
         <w:rPr>
           <w:sz w:val="19"/>
         </w:rPr>
-        <w:t>(C) (14 / 3)</w:t>
+        <w:t>(C) d,e,f are in A.P.</w:t>
       </w:r>
     </w:p>
     <w:p>
@@ -1099,7 +1126,7 @@
         <w:rPr>
           <w:sz w:val="19"/>
         </w:rPr>
-        <w:t>(D) 5 √(3)</w:t>
+        <w:t>(D) d,e,f are in G.P.</w:t>
       </w:r>
     </w:p>
     <w:tbl>
@@ -1140,7 +1167,7 @@
               </w:rPr>
               <w:t>Solution Analysis:</w:t>
               <w:br/>
-              <w:t>y^2=(x / 2) ⇒ tangenty=mx+(1 / 8m) y^2=x-1 ⇒ tangenty=m(x-1)+(1 / 4m) For common tangent(1 / 8m)=-m+(1 / 4m) ⇒ 1=-8m^2+2 ∵ m&gt;0 ⇒ m=\frac12√(2) ⇒ Common tangent isy=\fracx2√(2)+\frac12√(2) ⇒ x-2√(2)y+1=0 Distance of point (6,-2√(2)) from common tangent =5</w:t>
+              <w:t>Let point of intersection be ( α,1 ) α x^2+2bα+c=0 ..... (i) and dα^2+2eα+f=0 .... (ii) ⇒ aα^2+2√(ac)α+c=0 ( ∵ b^2=ac ) (√(a)α+√(c))^2=0 α=-√((c / a)) Put the value of α in (ii), d(c / a)-2e√((c / a))+f=0 (d / a)-\frac2e√(ac)+(f / c)=0 (d / a)+(f / c)=2(e / b) (d / a),(e / b),(f / c) are in A.P.</w:t>
             </w:r>
           </w:p>
         </w:tc>
